--- a/docs/Lifestage_Benefits_Optimization_Design_Strategy.docx
+++ b/docs/Lifestage_Benefits_Optimization_Design_Strategy.docx
@@ -4232,6 +4232,108 @@
       </w:pPr>
       <w:r>
         <w:t xml:space="preserve">This document and the proof-of-concept behind it are intended as an internal working artifact to sharpen Ad Hoc's capture conversations and, eventually, technical volume content for VA-26-00077490 — not a deliverable to VA.</w:t>
+      </w:r>
+    </w:p>
+    <w:p>
+      <w:pPr>
+        <w:pStyle w:val="Heading1"/>
+        <w:spacing w:after="200" w:before="400"/>
+      </w:pPr>
+      <w:r>
+        <w:t xml:space="preserve">10. Status: Built, Deployed, and Verified</w:t>
+      </w:r>
+    </w:p>
+    <w:p>
+      <w:pPr>
+        <w:spacing w:after="160" w:line="276"/>
+      </w:pPr>
+      <w:r>
+        <w:t xml:space="preserve">This section was added after the proof-of-concept moved from a working prototype (Section 7) to a deployed application. Phases 0 through 8 in Section 8 are complete: the app is scaffolded, wired to GitHub/Vercel/Neon, gated with Google authentication, backed by Postgres, feature-complete against the capability mapping in Section 2.2, and hardened with an automated accessibility check in CI. What follows is what was verified once real infrastructure — not local dev — was in the loop, and what changed as a result.</w:t>
+      </w:r>
+    </w:p>
+    <w:p>
+      <w:pPr>
+        <w:pStyle w:val="Heading2"/>
+        <w:spacing w:after="160" w:before="320"/>
+      </w:pPr>
+      <w:r>
+        <w:t xml:space="preserve">10.1 What's Live</w:t>
+      </w:r>
+    </w:p>
+    <w:p>
+      <w:pPr>
+        <w:spacing w:after="160" w:line="276"/>
+      </w:pPr>
+      <w:r>
+        <w:t xml:space="preserve">The production deployment is reachable at https://lifestage-benefits-demo.vercel.app with no Vercel account required. Every capability in Section 2.2 is live there: the Lifestage interview at /apply, the physician portal at /third-party/[token], the Google-auth-gated staff dashboard at /dashboard, and the published data dictionary at /schema. Preview deployments (one per pull request) sit behind Vercel's own team sign-in by default, which is expected — they are for internal review, not the shareable link.</w:t>
+      </w:r>
+    </w:p>
+    <w:p>
+      <w:pPr>
+        <w:pStyle w:val="Heading2"/>
+        <w:spacing w:after="160" w:before="320"/>
+      </w:pPr>
+      <w:r>
+        <w:t xml:space="preserve">10.2 What Production Verification Found</w:t>
+      </w:r>
+    </w:p>
+    <w:p>
+      <w:pPr>
+        <w:spacing w:after="160" w:line="276"/>
+      </w:pPr>
+      <w:r>
+        <w:t xml:space="preserve">Two issues surfaced only once the app ran against real Neon Postgres and real Google OAuth credentials, rather than local dev's in-memory store and unauthenticated fallback:</w:t>
+      </w:r>
+    </w:p>
+    <w:p>
+      <w:pPr>
+        <w:pStyle w:val="ListParagraph"/>
+        <w:numPr>
+          <w:ilvl w:val="0"/>
+          <w:numId w:val="2"/>
+        </w:numPr>
+        <w:spacing w:after="80" w:line="276"/>
+      </w:pPr>
+      <w:r>
+        <w:t xml:space="preserve">The database connected successfully but its tables did not exist — npm run db:init is a manual step (Phase 3) that is easy to skip once environment variables are wired up. Every DB-backed route returned a 500. Fixed by making the store create its own schema idempotently on first query, so a fresh Neon branch works without a manual migration step.</w:t>
+      </w:r>
+    </w:p>
+    <w:p>
+      <w:pPr>
+        <w:pStyle w:val="ListParagraph"/>
+        <w:numPr>
+          <w:ilvl w:val="0"/>
+          <w:numId w:val="2"/>
+        </w:numPr>
+        <w:spacing w:after="80" w:line="276"/>
+      </w:pPr>
+      <w:r>
+        <w:t xml:space="preserve">An unauthenticated API route (GET /api/submissions), added early and never called by any page in the app, returned every claimant's full record — including Social Security numbers — to anyone who requested it. It is now gated behind the same staff session as the dashboard.</w:t>
+      </w:r>
+    </w:p>
+    <w:p>
+      <w:pPr>
+        <w:spacing w:after="160" w:line="276"/>
+      </w:pPr>
+      <w:r>
+        <w:t xml:space="preserve">Both fixes, plus the Phase 8 accessibility check and everything found running it, are recorded in full in LESSONS_LEARNED.md alongside several Next.js 16 and Auth.js v5 configuration pitfalls encountered along the way — kept there rather than duplicated here since that file is versioned with the code it describes.</w:t>
+      </w:r>
+    </w:p>
+    <w:p>
+      <w:pPr>
+        <w:pStyle w:val="Heading2"/>
+        <w:spacing w:after="160" w:before="320"/>
+      </w:pPr>
+      <w:r>
+        <w:t xml:space="preserve">10.3 Further Reading</w:t>
+      </w:r>
+    </w:p>
+    <w:p>
+      <w:pPr>
+        <w:spacing w:after="160" w:line="276"/>
+      </w:pPr>
+      <w:r>
+        <w:t xml:space="preserve">USER_GUIDE.md covers how to use each surface of the app (claimant interview, physician portal, staff dashboard) for a non-technical reader. LESSONS_LEARNED.md covers what broke and why during build-out and production verification, for whoever picks up the next phase. Both live at the repository root alongside this document.</w:t>
       </w:r>
     </w:p>
     <w:sectPr>

--- a/docs/Lifestage_Benefits_Optimization_Design_Strategy.docx
+++ b/docs/Lifestage_Benefits_Optimization_Design_Strategy.docx
@@ -4334,6 +4334,65 @@
       </w:pPr>
       <w:r>
         <w:t xml:space="preserve">USER_GUIDE.md covers how to use each surface of the app (claimant interview, physician portal, staff dashboard) for a non-technical reader. LESSONS_LEARNED.md covers what broke and why during build-out and production verification, for whoever picks up the next phase. Both live at the repository root alongside this document.</w:t>
+      </w:r>
+    </w:p>
+    <w:p>
+      <w:pPr>
+        <w:pStyle w:val="Heading1"/>
+        <w:spacing w:after="200" w:before="400"/>
+      </w:pPr>
+      <w:r>
+        <w:t xml:space="preserve">11. VA.gov Design System (USWDS) Compliance</w:t>
+      </w:r>
+    </w:p>
+    <w:p>
+      <w:pPr>
+        <w:spacing w:after="160" w:line="276"/>
+      </w:pPr>
+      <w:r>
+        <w:t xml:space="preserve">Section 7 named the VA.gov Design System as a known gap: the wireframes and working screens in this document were, until this phase, styled in a hand-approximated VA.gov-inspired visual language rather than the real design system VA.gov is built on. This phase closes that gap by adopting USWDS itself (the U.S. Web Design System, @uswds/uswds) as the actual component library and interaction layer, rather than continuing to approximate its look with custom styling.</w:t>
+      </w:r>
+    </w:p>
+    <w:p>
+      <w:pPr>
+        <w:pStyle w:val="Heading2"/>
+        <w:spacing w:after="160" w:before="320"/>
+      </w:pPr>
+      <w:r>
+        <w:t xml:space="preserve">11.1 What Changed</w:t>
+      </w:r>
+    </w:p>
+    <w:p>
+      <w:pPr>
+        <w:spacing w:after="160" w:line="276"/>
+      </w:pPr>
+      <w:r>
+        <w:t xml:space="preserve">The official ".gov" identifier banner now appears at the top of every page, with the same interactive expand/collapse behavior as a real federal site. Buttons, text inputs, selects, textareas, alerts, tags, the site header and navigation, the footer, and the interview's step indicator all now render using real USWDS component markup and classes (usa-button, usa-input, usa-alert, usa-step-indicator, and so on) instead of custom Tailwind approximations. Color tokens were snapped to USWDS's own default theme values rather than hand-picked hex codes, so the palette matches what USWDS actually ships.</w:t>
+      </w:r>
+    </w:p>
+    <w:p>
+      <w:pPr>
+        <w:pStyle w:val="Heading2"/>
+        <w:spacing w:after="160" w:before="320"/>
+      </w:pPr>
+      <w:r>
+        <w:t xml:space="preserve">11.2 What Was Not Attempted</w:t>
+      </w:r>
+    </w:p>
+    <w:p>
+      <w:pPr>
+        <w:spacing w:after="160" w:line="276"/>
+      </w:pPr>
+      <w:r>
+        <w:t xml:space="preserve">This phase adopts USWDS's default "blue" theme as precompiled and published on npm — it does not reproduce VA.gov's own Sass-level theme customization, which requires compiling USWDS from source against VA's specific settings file rather than importing the precompiled CSS this project uses. The result is close to VA.gov's actual palette (VA.gov itself is a blue-warm USWDS theme) but not a byte-for-byte match. This is the same category of intentionally-out-of-scope item as the items already named in Section 7 — a known, bounded next step, not an oversight.</w:t>
+      </w:r>
+    </w:p>
+    <w:p>
+      <w:pPr>
+        <w:spacing w:after="160" w:line="276"/>
+      </w:pPr>
+      <w:r>
+        <w:t xml:space="preserve">An automated accessibility check (the same axe-core suite added in Phase 8) caught one real regression introduced while integrating USWDS — a color-contrast failure on the site navigation where a component's own CSS specificity beat a brand-color override — before it reached production. Full detail is in LESSONS_LEARNED.md.</w:t>
       </w:r>
     </w:p>
     <w:sectPr>
